--- a/docs/Retrospektive.docx
+++ b/docs/Retrospektive.docx
@@ -21,7 +21,7 @@
           <w:sz w:val="26"/>
           <w:szCs w:val="26"/>
         </w:rPr>
-        <w:t>Projektdokumentation – Zweites BfK-S Projekt</w:t>
+        <w:t>Retrospektive zum zweiten BfK-S Projekt</w:t>
       </w:r>
     </w:p>
     <w:p>
@@ -216,7 +216,7 @@
         <w:spacing w:after="120"/>
       </w:pPr>
       <w:r>
-        <w:t>Danach haben wir das Projekt in einzelne Aufgaben aufgegliedert und überlegt, in welcher Reihenfolge wir sie bearbeiten. Die Aufgaben haben wir untereinander verteilt. Manche haben wir gemeinsam gelöst, andere jeder für sich. Auch außerhalb der Unterrichtszeit haben wir uns getroffen, um am Projekt weiterzuarbeiten.</w:t>
+        <w:t>Danach haben wir das Projekt in einzelne Aufgaben aufgegliedert und überlegt, in welcher Reihenfolge wir sie bearbeiten. Die Aufgaben haben wir untereinander verteilt. Manche haben wir gemeinsam gelöst, andere jeder für sich.</w:t>
       </w:r>
     </w:p>
     <w:p>
@@ -224,7 +224,10 @@
         <w:spacing w:after="120"/>
       </w:pPr>
       <w:r>
-        <w:t>Den Stand der Aufgaben haben wir in unserem SCRUM Board festgehalten (siehe Projektplanung).</w:t>
+        <w:t>Den Stand der Aufgaben haben wir in unserem SCRUM Board festgehalten</w:t>
+      </w:r>
+      <w:r>
+        <w:t>.</w:t>
       </w:r>
     </w:p>
     <w:p>
@@ -426,7 +429,16 @@
         <w:spacing w:after="120"/>
       </w:pPr>
       <w:r>
-        <w:t>Die Fehlerkorrekturen für show, findandreplace und die Terminalfarbe wurden getrennt von den neuen Funktionen bearbeitet.</w:t>
+        <w:t>ChatGPT wurde viel für die Recherche benutzt und für die Erstellung von gewissen Unit Tests. Der Inhalt des Help Befehls wurde ebenso mit KI erstellt um Zeit zu sparen. Ebenso wurde die Hilfe von KI benutzt um Teile des Speichern von Notebooks und der Öffnung von temporären Notebook Dateien, welche für die add</w:t>
+      </w:r>
+      <w:r>
+        <w:t xml:space="preserve"> und </w:t>
+      </w:r>
+      <w:r>
+        <w:t>edit commands benutzt wurde.</w:t>
+      </w:r>
+      <w:r>
+        <w:t xml:space="preserve"> Viele Kommentare im Code wurden auch mit KI erstellt um gebaute Methoden und Klassen für die anderen Team Mitglieder verständlich zu machen.</w:t>
       </w:r>
     </w:p>
     <w:p>
@@ -444,72 +456,85 @@
         <w:spacing w:after="120"/>
       </w:pPr>
       <w:r>
-        <w:t>Wir konnten gut zusammenarbeiten. Jeder hat einen wichtigen Teil des Projekts übernommen, und wir haben sowohl getrennt als auch gemeinsam gearbeitet.</w:t>
-      </w:r>
-    </w:p>
-    <w:p>
-      <w:pPr>
-        <w:pStyle w:val="ListParagraph"/>
-        <w:numPr>
-          <w:ilvl w:val="0"/>
-          <w:numId w:val="2"/>
-        </w:numPr>
-        <w:spacing w:after="60"/>
-      </w:pPr>
-      <w:r>
-        <w:t>Bei Fragen haben wir uns gegenseitig weitergeholfen.</w:t>
-      </w:r>
-    </w:p>
-    <w:p>
-      <w:pPr>
-        <w:pStyle w:val="ListParagraph"/>
-        <w:numPr>
-          <w:ilvl w:val="0"/>
-          <w:numId w:val="2"/>
-        </w:numPr>
-        <w:spacing w:after="60"/>
-      </w:pPr>
-      <w:r>
-        <w:t>Jeder konnte jedem helfen: beim Code, beim Aussehen der Ausgabe oder einfach durch eine Erklärung, wie etwas funktioniert.</w:t>
-      </w:r>
-    </w:p>
-    <w:p>
-      <w:pPr>
-        <w:pStyle w:val="ListParagraph"/>
-        <w:numPr>
-          <w:ilvl w:val="0"/>
-          <w:numId w:val="2"/>
-        </w:numPr>
-        <w:spacing w:after="60"/>
-      </w:pPr>
-      <w:r>
-        <w:t>Wenn jemand nicht weitergekommen ist oder ein Problem hatte, haben wir uns gemeinsam darum gekümmert, bis es wieder funktioniert hat.</w:t>
-      </w:r>
-    </w:p>
-    <w:p>
-      <w:pPr>
-        <w:pStyle w:val="ListParagraph"/>
-        <w:numPr>
-          <w:ilvl w:val="0"/>
-          <w:numId w:val="2"/>
-        </w:numPr>
-        <w:spacing w:after="60"/>
-      </w:pPr>
-      <w:r>
-        <w:t>Durch die Treffen außerhalb des Unterrichts sind wir auch bei größeren Aufgaben gut vorangekommen.</w:t>
-      </w:r>
-    </w:p>
-    <w:p>
-      <w:pPr>
-        <w:pStyle w:val="ListParagraph"/>
-        <w:numPr>
-          <w:ilvl w:val="0"/>
-          <w:numId w:val="2"/>
-        </w:numPr>
-        <w:spacing w:after="60"/>
-      </w:pPr>
-      <w:r>
-        <w:t>Wir haben offen über Ideen und Probleme gesprochen und Entscheidungen gemeinsam getroffen.</w:t>
+        <w:t>Wir haben Aufgaben einzeln und gemeinsam bearbeitet. Bei gemeinsamen Aufgaben haben wir uns gegenseitig beim Code und bei Problemen geholfen. Die Zuordnung im SCRUM Board zeigt, wer an welchen Aufgaben beteiligt war.</w:t>
+      </w:r>
+    </w:p>
+    <w:p>
+      <w:pPr>
+        <w:numPr>
+          <w:ilvl w:val="0"/>
+          <w:numId w:val="2"/>
+        </w:numPr>
+        <w:spacing w:after="60"/>
+      </w:pPr>
+      <w:r>
+        <w:t xml:space="preserve">Marius hat die Programmstruktur, das Einlesen, die Dateisuche, das Zusammenführen, das Speichern und die Bugfixes übernommen. An der Zellbearbeitung hat er mit Jonas </w:t>
+      </w:r>
+      <w:r>
+        <w:t>gearbeitet</w:t>
+      </w:r>
+      <w:r>
+        <w:t>.</w:t>
+      </w:r>
+    </w:p>
+    <w:p>
+      <w:pPr>
+        <w:numPr>
+          <w:ilvl w:val="0"/>
+          <w:numId w:val="2"/>
+        </w:numPr>
+        <w:spacing w:after="60"/>
+      </w:pPr>
+      <w:r>
+        <w:t xml:space="preserve">Jonas hat die Anzeige einzelner Zellen umgesetzt. Er </w:t>
+      </w:r>
+      <w:r>
+        <w:t>hat außerdem an der Zellbearbeitung gearbeitet</w:t>
+      </w:r>
+      <w:r>
+        <w:t xml:space="preserve"> sowie an Hilfe und Fehlerausgaben mit Catharina beteiligt.</w:t>
+      </w:r>
+    </w:p>
+    <w:p>
+      <w:pPr>
+        <w:numPr>
+          <w:ilvl w:val="0"/>
+          <w:numId w:val="2"/>
+        </w:numPr>
+        <w:spacing w:after="60"/>
+      </w:pPr>
+      <w:r>
+        <w:t>Catharina</w:t>
+      </w:r>
+      <w:r>
+        <w:t xml:space="preserve"> </w:t>
+      </w:r>
+      <w:r>
+        <w:t>hat die Inhaltsübersicht und das Einfügen neuer Zellen übernommen. Dazu kamen die gemeinsamen Aufgaben bei Hilfe und Fehlerausgaben sowie Suchen und Ersetzen.</w:t>
+      </w:r>
+    </w:p>
+    <w:p>
+      <w:pPr>
+        <w:numPr>
+          <w:ilvl w:val="0"/>
+          <w:numId w:val="2"/>
+        </w:numPr>
+        <w:spacing w:after="60"/>
+      </w:pPr>
+      <w:r>
+        <w:t>An Analyse, JSON-Recherche, Tests und Testdaten sowie Dokumentation und Präsentation haben alle drei mitgearbeitet.</w:t>
+      </w:r>
+    </w:p>
+    <w:p>
+      <w:pPr>
+        <w:numPr>
+          <w:ilvl w:val="0"/>
+          <w:numId w:val="2"/>
+        </w:numPr>
+        <w:spacing w:after="60"/>
+      </w:pPr>
+      <w:r>
+        <w:t>Beim nächsten Projekt würden wir die Tests früher parallel zu den Funktionen schreiben. Bei den letzten Korrekturen hat sich gezeigt, dass erfolgreiche Tests allein nicht jeden Fehler in der Bedienung finden. Deshalb würden wir die Befehle zusätzlich früher gemeinsam im Terminal ausprobieren.</w:t>
       </w:r>
     </w:p>
     <w:p>
@@ -642,19 +667,18 @@
         <w:spacing w:after="60"/>
       </w:pPr>
       <w:r>
-        <w:t>docs: JSON-Analyse, Review und Präsentation</w:t>
+        <w:lastRenderedPageBreak/>
+        <w:t>docs: JSON-Analyse, Retrospektive, Präsentation und Backlog</w:t>
       </w:r>
     </w:p>
     <w:p>
       <w:pPr>
         <w:pStyle w:val="Heading1"/>
         <w:keepNext/>
-        <w:pageBreakBefore/>
         <w:spacing w:after="120"/>
       </w:pPr>
       <w:r>
-        <w:lastRenderedPageBreak/>
-        <w:t>Projektplanung: SCRUM Board</w:t>
+        <w:t>Projektplanung im SCRUM Board</w:t>
       </w:r>
     </w:p>
     <w:p>
@@ -662,7 +686,7 @@
         <w:spacing w:after="120"/>
       </w:pPr>
       <w:r>
-        <w:t>Wir haben mit einem SCRUM Board in GitHub Projects gearbeitet. Die Aufgaben wurden als Issues angelegt, mit einem Aufwand versehen und auf zwei Sprints verteilt. Für einzelne Aufgaben und Fehlerkorrekturen wurden eigene Branches verwendet. Der Screenshot zeigt einen früheren Planungsstand; inzwischen sind die Tests vorhanden und die Dokumentation wird aktualisiert.</w:t>
+        <w:t>Wir haben die Aufgaben als Issues in einem GitHub SCRUM Board verwaltet. Im Board gibt es Sprint 1 und Sprint 2. Für Funktionen und Fehlerkorrekturen wurden eigene Branches verwendet. Inzwischen stehen alle Aufgaben auf Done. Die vom Team bestätigten Aufwände ergeben insgesamt 76 Stunden. Die ursprünglichen Estimates bleiben separat erhalten. Der Screenshot zeigt einen früheren Planungsstand.</w:t>
       </w:r>
     </w:p>
     <w:p>
@@ -728,7 +752,7 @@
         <w:spacing w:after="120"/>
       </w:pPr>
       <w:r>
-        <w:t>Die Aufteilung in kleine Aufgaben und das SCRUM Board haben uns geholfen, den Überblick zu behalten. Aus den geplanten Grundfunktionen sind inzwischen Befehle zum Anzeigen, Bearbeiten, Zusammenführen und Speichern geworden. Durch die Tests konnten wir wichtige Abläufe überprüfen. Bei den letzten Anpassungen lag der Schwerpunkt auf Fehlerkorrekturen und der Dokumentation. Die Zusammenarbeit im Team hat uns dabei weitergebracht.</w:t>
+        <w:t>Die Aufteilung in einzelne Aufgaben hat uns geholfen, den Überblick zu behalten. Die Grundfunktionen zum Anzeigen, Bearbeiten, Zusammenführen und Speichern sind umgesetzt. Bei der Dateisuche haben wir uns gegen eine rekursive Suche entschieden, weil diese zu lange dauern kann. Die Tests und das praktische Ausprobieren haben uns bei den Fehlerkorrekturen geholfen. Für die nächste Zusammenarbeit nehmen wir mit, Tests früher einzuplanen und die Bedienung regelmäßig gemeinsam zu prüfen.</w:t>
       </w:r>
     </w:p>
     <w:sectPr>

--- a/docs/Retrospektive.docx
+++ b/docs/Retrospektive.docx
@@ -125,7 +125,7 @@
         <w:spacing w:after="60"/>
       </w:pPr>
       <w:r>
-        <w:t>Neue Code- oder Markdown-Zellen mit add einfügen</w:t>
+        <w:t>Neue Code- oder Markdown-Zellen mit add im Editor oder aus einer Textdatei einfügen</w:t>
       </w:r>
     </w:p>
     <w:p>
@@ -191,6 +191,45 @@
       </w:pPr>
       <w:r>
         <w:t>Unit Tests für Befehle, Notebook-Verarbeitung und Hilfsfunktionen</w:t>
+      </w:r>
+    </w:p>
+    <w:p>
+      <w:pPr>
+        <w:pStyle w:val="ListParagraph"/>
+        <w:numPr>
+          <w:ilvl w:val="0"/>
+          <w:numId w:val="2"/>
+        </w:numPr>
+        <w:spacing w:after="60"/>
+      </w:pPr>
+      <w:r>
+        <w:t>Zelltyp mit type zwischen code und markdown ändern</w:t>
+      </w:r>
+    </w:p>
+    <w:p>
+      <w:pPr>
+        <w:pStyle w:val="ListParagraph"/>
+        <w:numPr>
+          <w:ilvl w:val="0"/>
+          <w:numId w:val="2"/>
+        </w:numPr>
+        <w:spacing w:after="60"/>
+      </w:pPr>
+      <w:r>
+        <w:t>Zellinhalte mit export als TXT, HTML oder DOCX exportieren</w:t>
+      </w:r>
+    </w:p>
+    <w:p>
+      <w:pPr>
+        <w:pStyle w:val="ListParagraph"/>
+        <w:numPr>
+          <w:ilvl w:val="0"/>
+          <w:numId w:val="2"/>
+        </w:numPr>
+        <w:spacing w:after="60"/>
+      </w:pPr>
+      <w:r>
+        <w:t>Zellen mit split aufteilen und mit join zusammenführen</w:t>
       </w:r>
     </w:p>
     <w:p>
@@ -310,6 +349,7 @@
         <w:spacing w:after="60"/>
       </w:pPr>
       <w:r>
+        <w:lastRenderedPageBreak/>
         <w:t>Serialize und Deserialize ermöglichen die Verarbeitung mit System.Text.Json. Zellinhalt und gespeicherte Ausgaben sind getrennt.</w:t>
       </w:r>
     </w:p>
@@ -320,7 +360,6 @@
         <w:spacing w:before="280" w:after="120"/>
       </w:pPr>
       <w:r>
-        <w:lastRenderedPageBreak/>
         <w:t>Umsetzung</w:t>
       </w:r>
     </w:p>
@@ -389,7 +428,7 @@
         <w:spacing w:after="60"/>
       </w:pPr>
       <w:r>
-        <w:t>edit und add öffnen eine temporäre .ipynb-Datei mit einer Zelle. Nach dem Speichern im Editor bestätigt der Benutzer die Bearbeitung im Terminal. Übernommen wird nur der Zellinhalt.</w:t>
+        <w:t>edit und add ohne Textdatei öffnen eine temporäre .ipynb-Datei mit einer Zelle. Nach dem Speichern im Editor bestätigt der Benutzer die Bearbeitung im Terminal. Übernommen wird nur der Zellinhalt. Bei add mit einer Textdatei wird deren Inhalt direkt als neue Zelle übernommen.</w:t>
       </w:r>
     </w:p>
     <w:p>
@@ -413,7 +452,7 @@
         <w:spacing w:after="120"/>
       </w:pPr>
       <w:r>
-        <w:t>Die Hilfe erscheint bei help oder ohne Argumente. Zellnummern und Zielpositionen beginnen bei 1. Für falsche Eingaben gibt es an den Befehlen entsprechende Prüfungen.</w:t>
+        <w:t>Die Hilfe erscheint bei help, --help oder ohne Argumente. Zellnummern und Zielpositionen beginnen bei 1. Für falsche Eingaben gibt es an den Befehlen entsprechende Prüfungen.</w:t>
       </w:r>
     </w:p>
     <w:p>
@@ -439,6 +478,19 @@
       </w:r>
       <w:r>
         <w:t xml:space="preserve"> Viele Kommentare im Code wurden auch mit KI erstellt um gebaute Methoden und Klassen für die anderen Team Mitglieder verständlich zu machen.</w:t>
+      </w:r>
+      <w:r>
+        <w:t xml:space="preserve"> Die Funktionen Zellen aufzuteilen, zusammenzuführen und die Funktion Notebooks zu exportieren wurden ebenfalls mithilfe von KI erstellt.</w:t>
+      </w:r>
+    </w:p>
+    <w:p>
+      <w:r>
+        <w:t>Beim Export werden die Zellinhalte in ihrer Reihenfolge übernommen. Markdown bleibt als Text erhalten; gespeicherte Ausgaben und Bilder werden nicht exportiert. DOCX wird ohne installiertes Word erzeugt. Dateiimport und Export sind zusätzlich durch automatisierte Tests abgesichert.</w:t>
+      </w:r>
+    </w:p>
+    <w:p>
+      <w:r>
+        <w:t>split teilt eine Zelle nach einer angegebenen Textzeile auf. join verbindet ausgewählte Zellen gleichen Typs oder alle Code- beziehungsweise Markdown-Zellen. Die Reihenfolge bleibt erhalten und die Metadaten der ersten Zelle werden übernommen. Alte Code-Ausgaben werden zurückgesetzt. Für die Abgabe ist eine einzelne Windows-x64-EXE mit enthaltener .NET-Laufzeit vorgesehen.</w:t>
       </w:r>
     </w:p>
     <w:p>
@@ -468,7 +520,13 @@
         <w:spacing w:after="60"/>
       </w:pPr>
       <w:r>
-        <w:t xml:space="preserve">Marius hat die Programmstruktur, das Einlesen, die Dateisuche, das Zusammenführen, das Speichern und die Bugfixes übernommen. An der Zellbearbeitung hat er mit Jonas </w:t>
+        <w:t>Marius hat die Programmstruktur, das Einlesen, die Dateisuche, das Zusammenführen, das Speichern</w:t>
+      </w:r>
+      <w:r>
+        <w:t>, das Exportieren</w:t>
+      </w:r>
+      <w:r>
+        <w:t xml:space="preserve"> und die Bugfixes übernommen. An der Zellbearbeitung hat er mit Jonas </w:t>
       </w:r>
       <w:r>
         <w:t>gearbeitet</w:t>
@@ -486,13 +544,20 @@
         <w:spacing w:after="60"/>
       </w:pPr>
       <w:r>
+        <w:lastRenderedPageBreak/>
         <w:t xml:space="preserve">Jonas hat die Anzeige einzelner Zellen umgesetzt. Er </w:t>
       </w:r>
       <w:r>
         <w:t>hat außerdem an der Zellbearbeitung gearbeitet</w:t>
       </w:r>
       <w:r>
-        <w:t xml:space="preserve"> sowie an Hilfe und Fehlerausgaben mit Catharina beteiligt.</w:t>
+        <w:t xml:space="preserve"> sowie an Hilfe und Fehlerausgaben mit Catharina beteiligt</w:t>
+      </w:r>
+      <w:r>
+        <w:t xml:space="preserve"> und Bugfixes bearbeitet</w:t>
+      </w:r>
+      <w:r>
+        <w:t>.</w:t>
       </w:r>
     </w:p>
     <w:p>
@@ -510,7 +575,13 @@
         <w:t xml:space="preserve"> </w:t>
       </w:r>
       <w:r>
-        <w:t>hat die Inhaltsübersicht und das Einfügen neuer Zellen übernommen. Dazu kamen die gemeinsamen Aufgaben bei Hilfe und Fehlerausgaben sowie Suchen und Ersetzen.</w:t>
+        <w:t>hat die Inhaltsübersicht und das Einfügen neuer Zellen übernommen. Dazu kamen die gemeinsamen Aufgaben bei Hilfe und Fehlerausgaben sowie Suchen und Ersetzen</w:t>
+      </w:r>
+      <w:r>
+        <w:t xml:space="preserve"> und Bugfixes bearbeitet</w:t>
+      </w:r>
+      <w:r>
+        <w:t>.</w:t>
       </w:r>
     </w:p>
     <w:p>
@@ -667,7 +738,6 @@
         <w:spacing w:after="60"/>
       </w:pPr>
       <w:r>
-        <w:lastRenderedPageBreak/>
         <w:t>docs: JSON-Analyse, Retrospektive, Präsentation und Backlog</w:t>
       </w:r>
     </w:p>
@@ -686,7 +756,7 @@
         <w:spacing w:after="120"/>
       </w:pPr>
       <w:r>
-        <w:t>Wir haben die Aufgaben als Issues in einem GitHub SCRUM Board verwaltet. Im Board gibt es Sprint 1 und Sprint 2. Für Funktionen und Fehlerkorrekturen wurden eigene Branches verwendet. Inzwischen stehen alle Aufgaben auf Done. Die vom Team bestätigten Aufwände ergeben insgesamt 76 Stunden. Die ursprünglichen Estimates bleiben separat erhalten. Der Screenshot zeigt einen früheren Planungsstand.</w:t>
+        <w:t>Wir haben die Aufgaben als Issues in einem GitHub SCRUM Board verwaltet. Im Board gibt es Sprint 1 und Sprint 2. Für Funktionen und Fehlerkorrekturen wurden eigene Branches verwendet. Inzwischen stehen alle Aufgaben auf Done. Der Screenshot zeigt einen früheren Planungsstand.</w:t>
       </w:r>
     </w:p>
     <w:p>
@@ -694,49 +764,6 @@
         <w:spacing w:before="120" w:after="160"/>
         <w:jc w:val="center"/>
       </w:pPr>
-      <w:r>
-        <w:rPr>
-          <w:noProof/>
-        </w:rPr>
-        <w:drawing>
-          <wp:inline distT="0" distB="0" distL="0" distR="0" wp14:anchorId="798E3E0F" wp14:editId="60EFBC35">
-            <wp:extent cx="4191000" cy="3048000"/>
-            <wp:effectExtent l="0" t="0" r="0" b="0"/>
-            <wp:docPr id="1" name="scrum-board" descr="SCRUM Board auf GitHub" title="SCRUM Board"/>
-            <wp:cNvGraphicFramePr>
-              <a:graphicFrameLocks xmlns:a="http://schemas.openxmlformats.org/drawingml/2006/main" noChangeAspect="1"/>
-            </wp:cNvGraphicFramePr>
-            <a:graphic xmlns:a="http://schemas.openxmlformats.org/drawingml/2006/main">
-              <a:graphicData uri="http://schemas.openxmlformats.org/drawingml/2006/picture">
-                <pic:pic xmlns:pic="http://schemas.openxmlformats.org/drawingml/2006/picture">
-                  <pic:nvPicPr>
-                    <pic:cNvPr id="0" name=""/>
-                    <pic:cNvPicPr>
-                      <a:picLocks noChangeAspect="1" noChangeArrowheads="1"/>
-                    </pic:cNvPicPr>
-                  </pic:nvPicPr>
-                  <pic:blipFill>
-                    <a:blip r:embed="rId5"/>
-                    <a:srcRect/>
-                    <a:stretch>
-                      <a:fillRect/>
-                    </a:stretch>
-                  </pic:blipFill>
-                  <pic:spPr bwMode="auto">
-                    <a:xfrm>
-                      <a:off x="0" y="0"/>
-                      <a:ext cx="4191000" cy="3048000"/>
-                    </a:xfrm>
-                    <a:prstGeom prst="rect">
-                      <a:avLst/>
-                    </a:prstGeom>
-                  </pic:spPr>
-                </pic:pic>
-              </a:graphicData>
-            </a:graphic>
-          </wp:inline>
-        </w:drawing>
-      </w:r>
     </w:p>
     <w:p>
       <w:pPr>

--- a/docs/Retrospektive.docx
+++ b/docs/Retrospektive.docx
@@ -490,7 +490,7 @@
     </w:p>
     <w:p>
       <w:r>
-        <w:t>split teilt eine Zelle nach einer angegebenen Textzeile auf. join verbindet ausgewählte Zellen gleichen Typs oder alle Code- beziehungsweise Markdown-Zellen. Die Reihenfolge bleibt erhalten und die Metadaten der ersten Zelle werden übernommen. Alte Code-Ausgaben werden zurückgesetzt. Für die Abgabe ist eine einzelne Windows-x64-EXE mit enthaltener .NET-Laufzeit vorgesehen.</w:t>
+        <w:t>split teilt eine Zelle nach einer angegebenen Textzeile auf. join verbindet ausgewählte Zellen gleichen Typs oder alle Code- beziehungsweise Markdown-Zellen. Die Reihenfolge bleibt erhalten und die Metadaten der ersten Zelle werden übernommen. Alte Code-Ausgaben werden zurückgesetzt.</w:t>
       </w:r>
     </w:p>
     <w:p>
@@ -544,31 +544,31 @@
         <w:spacing w:after="60"/>
       </w:pPr>
       <w:r>
+        <w:t xml:space="preserve">Jonas hat die Anzeige einzelner Zellen umgesetzt. Er </w:t>
+      </w:r>
+      <w:r>
+        <w:t>hat außerdem an der Zellbearbeitung gearbeitet</w:t>
+      </w:r>
+      <w:r>
+        <w:t xml:space="preserve"> sowie an Hilfe und Fehlerausgaben mit Catharina beteiligt</w:t>
+      </w:r>
+      <w:r>
+        <w:t xml:space="preserve"> und Bugfixes bearbeitet</w:t>
+      </w:r>
+      <w:r>
+        <w:t>.</w:t>
+      </w:r>
+    </w:p>
+    <w:p>
+      <w:pPr>
+        <w:numPr>
+          <w:ilvl w:val="0"/>
+          <w:numId w:val="2"/>
+        </w:numPr>
+        <w:spacing w:after="60"/>
+      </w:pPr>
+      <w:r>
         <w:lastRenderedPageBreak/>
-        <w:t xml:space="preserve">Jonas hat die Anzeige einzelner Zellen umgesetzt. Er </w:t>
-      </w:r>
-      <w:r>
-        <w:t>hat außerdem an der Zellbearbeitung gearbeitet</w:t>
-      </w:r>
-      <w:r>
-        <w:t xml:space="preserve"> sowie an Hilfe und Fehlerausgaben mit Catharina beteiligt</w:t>
-      </w:r>
-      <w:r>
-        <w:t xml:space="preserve"> und Bugfixes bearbeitet</w:t>
-      </w:r>
-      <w:r>
-        <w:t>.</w:t>
-      </w:r>
-    </w:p>
-    <w:p>
-      <w:pPr>
-        <w:numPr>
-          <w:ilvl w:val="0"/>
-          <w:numId w:val="2"/>
-        </w:numPr>
-        <w:spacing w:after="60"/>
-      </w:pPr>
-      <w:r>
         <w:t>Catharina</w:t>
       </w:r>
       <w:r>
@@ -630,103 +630,31 @@
           <w:lang w:val="en-US"/>
         </w:rPr>
       </w:pPr>
-      <w:proofErr w:type="spellStart"/>
       <w:r>
         <w:rPr>
           <w:lang w:val="en-US"/>
         </w:rPr>
-        <w:t>src</w:t>
-      </w:r>
-      <w:proofErr w:type="spellEnd"/>
-      <w:r>
+        <w:t>src/NotebookTools: Program.cs sowie Features, Notebook, Helper und Help</w:t>
+      </w:r>
+    </w:p>
+    <w:p>
+      <w:pPr>
+        <w:pStyle w:val="ListParagraph"/>
+        <w:numPr>
+          <w:ilvl w:val="0"/>
+          <w:numId w:val="2"/>
+        </w:numPr>
+        <w:spacing w:after="60"/>
         <w:rPr>
           <w:lang w:val="en-US"/>
         </w:rPr>
-        <w:t>/</w:t>
-      </w:r>
-      <w:proofErr w:type="spellStart"/>
+      </w:pPr>
       <w:r>
         <w:rPr>
           <w:lang w:val="en-US"/>
         </w:rPr>
-        <w:t>NotebookTools</w:t>
-      </w:r>
-      <w:proofErr w:type="spellEnd"/>
-      <w:r>
-        <w:rPr>
-          <w:lang w:val="en-US"/>
-        </w:rPr>
-        <w:t xml:space="preserve">: </w:t>
-      </w:r>
-      <w:proofErr w:type="spellStart"/>
-      <w:r>
-        <w:rPr>
-          <w:lang w:val="en-US"/>
-        </w:rPr>
-        <w:t>Program.cs</w:t>
-      </w:r>
-      <w:proofErr w:type="spellEnd"/>
-      <w:r>
-        <w:rPr>
-          <w:lang w:val="en-US"/>
-        </w:rPr>
-        <w:t xml:space="preserve"> </w:t>
-      </w:r>
-      <w:proofErr w:type="spellStart"/>
-      <w:r>
-        <w:rPr>
-          <w:lang w:val="en-US"/>
-        </w:rPr>
-        <w:t>sowie</w:t>
-      </w:r>
-      <w:proofErr w:type="spellEnd"/>
-      <w:r>
-        <w:rPr>
-          <w:lang w:val="en-US"/>
-        </w:rPr>
-        <w:t xml:space="preserve"> Features, Notebook, Helper und Help</w:t>
-      </w:r>
-    </w:p>
-    <w:p>
-      <w:pPr>
-        <w:pStyle w:val="ListParagraph"/>
-        <w:numPr>
-          <w:ilvl w:val="0"/>
-          <w:numId w:val="2"/>
-        </w:numPr>
-        <w:spacing w:after="60"/>
-        <w:rPr>
-          <w:lang w:val="en-US"/>
-        </w:rPr>
-      </w:pPr>
-      <w:r>
-        <w:rPr>
-          <w:lang w:val="en-US"/>
-        </w:rPr>
-        <w:t>tests/</w:t>
-      </w:r>
-      <w:proofErr w:type="spellStart"/>
-      <w:r>
-        <w:rPr>
-          <w:lang w:val="en-US"/>
-        </w:rPr>
-        <w:t>NotebookTools.Tests</w:t>
-      </w:r>
-      <w:proofErr w:type="spellEnd"/>
-      <w:r>
-        <w:rPr>
-          <w:lang w:val="en-US"/>
-        </w:rPr>
-        <w:t xml:space="preserve">: Unit Tests und </w:t>
-      </w:r>
-      <w:proofErr w:type="spellStart"/>
-      <w:r>
-        <w:rPr>
-          <w:lang w:val="en-US"/>
-        </w:rPr>
-        <w:t>Testdaten</w:t>
-      </w:r>
-      <w:proofErr w:type="spellEnd"/>
+        <w:t>tests/NotebookTools.Tests: Unit Tests und Testdaten</w:t>
+      </w:r>
     </w:p>
     <w:p>
       <w:pPr>
